--- a/LAB8_MANUAL_A.docx
+++ b/LAB8_MANUAL_A.docx
@@ -1,6 +1,6 @@
 
 <file path=word/document.xml><?xml version="1.0" encoding="utf-8"?>
-<w:document xmlns:wpc="http://schemas.microsoft.com/office/word/2010/wordprocessingCanvas" xmlns:cx="http://schemas.microsoft.com/office/drawing/2014/chartex" xmlns:cx1="http://schemas.microsoft.com/office/drawing/2015/9/8/chartex" xmlns:cx2="http://schemas.microsoft.com/office/drawing/2015/10/21/chartex" xmlns:cx3="http://schemas.microsoft.com/office/drawing/2016/5/9/chartex" xmlns:cx4="http://schemas.microsoft.com/office/drawing/2016/5/10/chartex" xmlns:cx5="http://schemas.microsoft.com/office/drawing/2016/5/11/chartex" xmlns:cx6="http://schemas.microsoft.com/office/drawing/2016/5/12/chartex" xmlns:cx7="http://schemas.microsoft.com/office/drawing/2016/5/13/chartex" xmlns:cx8="http://schemas.microsoft.com/office/drawing/2016/5/14/chartex" xmlns:mc="http://schemas.openxmlformats.org/markup-compatibility/2006" xmlns:aink="http://schemas.microsoft.com/office/drawing/2016/ink" xmlns:am3d="http://schemas.microsoft.com/office/drawing/2017/model3d" xmlns:o="urn:schemas-microsoft-com:office:office" xmlns:oel="http://schemas.microsoft.com/office/2019/extlst" xmlns:r="http://schemas.openxmlformats.org/officeDocument/2006/relationships" xmlns:m="http://schemas.openxmlformats.org/officeDocument/2006/math" xmlns:v="urn:schemas-microsoft-com:vml" xmlns:wp14="http://schemas.microsoft.com/office/word/2010/wordprocessingDrawing" xmlns:wp="http://schemas.openxmlformats.org/drawingml/2006/wordprocessingDrawing" xmlns:w10="urn:schemas-microsoft-com:office:word" xmlns:w="http://schemas.openxmlformats.org/wordprocessingml/2006/main" xmlns:w14="http://schemas.microsoft.com/office/word/2010/wordml" xmlns:w15="http://schemas.microsoft.com/office/word/2012/wordml" xmlns:w16cex="http://schemas.microsoft.com/office/word/2018/wordml/cex" xmlns:w16cid="http://schemas.microsoft.com/office/word/2016/wordml/cid" xmlns:w16="http://schemas.microsoft.com/office/word/2018/wordml" xmlns:w16du="http://schemas.microsoft.com/office/word/2023/wordml/word16du" xmlns:w16sdtdh="http://schemas.microsoft.com/office/word/2020/wordml/sdtdatahash" xmlns:w16sdtfl="http://schemas.microsoft.com/office/word/2024/wordml/sdtformatlock" xmlns:w16se="http://schemas.microsoft.com/office/word/2015/wordml/symex" xmlns:wpg="http://schemas.microsoft.com/office/word/2010/wordprocessingGroup" xmlns:wpi="http://schemas.microsoft.com/office/word/2010/wordprocessingInk" xmlns:wne="http://schemas.microsoft.com/office/word/2006/wordml" xmlns:wps="http://schemas.microsoft.com/office/word/2010/wordprocessingShape" mc:Ignorable="w14 w15 w16se w16cid w16 w16cex w16sdtdh w16sdtfl w16du wp14">
+<w:document xmlns:wpc="http://schemas.microsoft.com/office/word/2010/wordprocessingCanvas" xmlns:cx="http://schemas.microsoft.com/office/drawing/2014/chartex" xmlns:cx1="http://schemas.microsoft.com/office/drawing/2015/9/8/chartex" xmlns:cx2="http://schemas.microsoft.com/office/drawing/2015/10/21/chartex" xmlns:cx3="http://schemas.microsoft.com/office/drawing/2016/5/9/chartex" xmlns:cx4="http://schemas.microsoft.com/office/drawing/2016/5/10/chartex" xmlns:cx5="http://schemas.microsoft.com/office/drawing/2016/5/11/chartex" xmlns:cx6="http://schemas.microsoft.com/office/drawing/2016/5/12/chartex" xmlns:cx7="http://schemas.microsoft.com/office/drawing/2016/5/13/chartex" xmlns:cx8="http://schemas.microsoft.com/office/drawing/2016/5/14/chartex" xmlns:mc="http://schemas.openxmlformats.org/markup-compatibility/2006" xmlns:aink="http://schemas.microsoft.com/office/drawing/2016/ink" xmlns:am3d="http://schemas.microsoft.com/office/drawing/2017/model3d" xmlns:o="urn:schemas-microsoft-com:office:office" xmlns:oel="http://schemas.microsoft.com/office/2019/extlst" xmlns:r="http://schemas.openxmlformats.org/officeDocument/2006/relationships" xmlns:m="http://schemas.openxmlformats.org/officeDocument/2006/math" xmlns:v="urn:schemas-microsoft-com:vml" xmlns:wp14="http://schemas.microsoft.com/office/word/2010/wordprocessingDrawing" xmlns:wp="http://schemas.openxmlformats.org/drawingml/2006/wordprocessingDrawing" xmlns:w10="urn:schemas-microsoft-com:office:word" xmlns:w="http://schemas.openxmlformats.org/wordprocessingml/2006/main" xmlns:w14="http://schemas.microsoft.com/office/word/2010/wordml" xmlns:w15="http://schemas.microsoft.com/office/word/2012/wordml" xmlns:w16cex="http://schemas.microsoft.com/office/word/2018/wordml/cex" xmlns:w16cid="http://schemas.microsoft.com/office/word/2016/wordml/cid" xmlns:w16="http://schemas.microsoft.com/office/word/2018/wordml" xmlns:w16du="http://schemas.microsoft.com/office/word/2023/wordml/word16du" xmlns:w16sdtdh="http://schemas.microsoft.com/office/word/2020/wordml/sdtdatahash" xmlns:w16se="http://schemas.microsoft.com/office/word/2015/wordml/symex" xmlns:wpg="http://schemas.microsoft.com/office/word/2010/wordprocessingGroup" xmlns:wpi="http://schemas.microsoft.com/office/word/2010/wordprocessingInk" xmlns:wne="http://schemas.microsoft.com/office/word/2006/wordml" xmlns:wps="http://schemas.microsoft.com/office/word/2010/wordprocessingShape" mc:Ignorable="w14 w15 w16se w16cid w16 w16cex w16sdtdh w16du wp14">
   <w:body>
     <w:p>
       <w:pPr>
@@ -2770,7 +2770,29 @@
           <w:sz w:val="24"/>
           <w:szCs w:val="24"/>
         </w:rPr>
-        <w:t>Forms (on eClass)</w:t>
+        <w:t xml:space="preserve">Forms (on </w:t>
+      </w:r>
+      <w:proofErr w:type="spellStart"/>
+      <w:r>
+        <w:rPr>
+          <w:rFonts w:asciiTheme="minorBidi" w:hAnsiTheme="minorBidi"/>
+          <w:b/>
+          <w:bCs/>
+          <w:sz w:val="24"/>
+          <w:szCs w:val="24"/>
+        </w:rPr>
+        <w:t>eClass</w:t>
+      </w:r>
+      <w:proofErr w:type="spellEnd"/>
+      <w:r>
+        <w:rPr>
+          <w:rFonts w:asciiTheme="minorBidi" w:hAnsiTheme="minorBidi"/>
+          <w:b/>
+          <w:bCs/>
+          <w:sz w:val="24"/>
+          <w:szCs w:val="24"/>
+        </w:rPr>
+        <w:t>)</w:t>
       </w:r>
     </w:p>
     <w:p>
@@ -2964,7 +2986,19 @@
         <w:rPr>
           <w:rFonts w:asciiTheme="minorBidi" w:eastAsia="Times New Roman" w:hAnsiTheme="minorBidi"/>
         </w:rPr>
-        <w:t xml:space="preserve"> hav been forked from the main class repository and</w:t>
+        <w:t xml:space="preserve"> </w:t>
+      </w:r>
+      <w:r>
+        <w:rPr>
+          <w:rFonts w:asciiTheme="minorBidi" w:eastAsia="Times New Roman" w:hAnsiTheme="minorBidi"/>
+        </w:rPr>
+        <w:t xml:space="preserve">have </w:t>
+      </w:r>
+      <w:r>
+        <w:rPr>
+          <w:rFonts w:asciiTheme="minorBidi" w:eastAsia="Times New Roman" w:hAnsiTheme="minorBidi"/>
+        </w:rPr>
+        <w:t>been forked from the main class repository and</w:t>
       </w:r>
       <w:r>
         <w:rPr>
@@ -3189,23 +3223,7 @@
           <w:sz w:val="24"/>
           <w:szCs w:val="24"/>
         </w:rPr>
-        <w:t xml:space="preserve"> WHICH </w:t>
-      </w:r>
-      <w:r>
-        <w:rPr>
-          <w:rFonts w:asciiTheme="minorBidi" w:hAnsiTheme="minorBidi"/>
-          <w:sz w:val="24"/>
-          <w:szCs w:val="24"/>
-        </w:rPr>
-        <w:t>DO</w:t>
-      </w:r>
-      <w:r>
-        <w:rPr>
-          <w:rFonts w:asciiTheme="minorBidi" w:hAnsiTheme="minorBidi"/>
-          <w:sz w:val="24"/>
-          <w:szCs w:val="24"/>
-        </w:rPr>
-        <w:t xml:space="preserve"> NOT INCLUDE ALL THE ABOVE COMPONENTS</w:t>
+        <w:t xml:space="preserve"> WHICH DO NOT INCLUDE ALL THE ABOVE COMPONENTS</w:t>
       </w:r>
       <w:r>
         <w:rPr>
@@ -3246,33 +3264,15 @@
           <w:rFonts w:asciiTheme="minorBidi" w:hAnsiTheme="minorBidi"/>
           <w:color w:val="000000" w:themeColor="text1"/>
         </w:rPr>
-        <w:t xml:space="preserve">. Your code, tests, </w:t>
-      </w:r>
-      <w:proofErr w:type="gramStart"/>
+        <w:t xml:space="preserve">. Your code, tests, specification, and documentation must be your own. We will be using additional test cases to test your implementation so make sure your test cases </w:t>
+      </w:r>
       <w:r>
         <w:rPr>
           <w:rFonts w:asciiTheme="minorBidi" w:hAnsiTheme="minorBidi"/>
           <w:color w:val="000000" w:themeColor="text1"/>
         </w:rPr>
-        <w:t>specification</w:t>
-      </w:r>
-      <w:proofErr w:type="gramEnd"/>
-      <w:r>
-        <w:rPr>
-          <w:rFonts w:asciiTheme="minorBidi" w:hAnsiTheme="minorBidi"/>
-          <w:color w:val="000000" w:themeColor="text1"/>
-        </w:rPr>
-        <w:t xml:space="preserve">, and documentation must be your own. We will be using additional test cases to test your implementation so make sure your test cases </w:t>
-      </w:r>
-      <w:proofErr w:type="gramStart"/>
-      <w:r>
-        <w:rPr>
-          <w:rFonts w:asciiTheme="minorBidi" w:hAnsiTheme="minorBidi"/>
-          <w:color w:val="000000" w:themeColor="text1"/>
-        </w:rPr>
-        <w:t>covers</w:t>
-      </w:r>
-      <w:proofErr w:type="gramEnd"/>
+        <w:t>cover</w:t>
+      </w:r>
       <w:r>
         <w:rPr>
           <w:rFonts w:asciiTheme="minorBidi" w:hAnsiTheme="minorBidi"/>
@@ -3304,7 +3304,7 @@
 </file>
 
 <file path=word/endnotes.xml><?xml version="1.0" encoding="utf-8"?>
-<w:endnotes xmlns:wpc="http://schemas.microsoft.com/office/word/2010/wordprocessingCanvas" xmlns:cx="http://schemas.microsoft.com/office/drawing/2014/chartex" xmlns:cx1="http://schemas.microsoft.com/office/drawing/2015/9/8/chartex" xmlns:cx2="http://schemas.microsoft.com/office/drawing/2015/10/21/chartex" xmlns:cx3="http://schemas.microsoft.com/office/drawing/2016/5/9/chartex" xmlns:cx4="http://schemas.microsoft.com/office/drawing/2016/5/10/chartex" xmlns:cx5="http://schemas.microsoft.com/office/drawing/2016/5/11/chartex" xmlns:cx6="http://schemas.microsoft.com/office/drawing/2016/5/12/chartex" xmlns:cx7="http://schemas.microsoft.com/office/drawing/2016/5/13/chartex" xmlns:cx8="http://schemas.microsoft.com/office/drawing/2016/5/14/chartex" xmlns:mc="http://schemas.openxmlformats.org/markup-compatibility/2006" xmlns:aink="http://schemas.microsoft.com/office/drawing/2016/ink" xmlns:am3d="http://schemas.microsoft.com/office/drawing/2017/model3d" xmlns:o="urn:schemas-microsoft-com:office:office" xmlns:oel="http://schemas.microsoft.com/office/2019/extlst" xmlns:r="http://schemas.openxmlformats.org/officeDocument/2006/relationships" xmlns:m="http://schemas.openxmlformats.org/officeDocument/2006/math" xmlns:v="urn:schemas-microsoft-com:vml" xmlns:wp14="http://schemas.microsoft.com/office/word/2010/wordprocessingDrawing" xmlns:wp="http://schemas.openxmlformats.org/drawingml/2006/wordprocessingDrawing" xmlns:w10="urn:schemas-microsoft-com:office:word" xmlns:w="http://schemas.openxmlformats.org/wordprocessingml/2006/main" xmlns:w14="http://schemas.microsoft.com/office/word/2010/wordml" xmlns:w15="http://schemas.microsoft.com/office/word/2012/wordml" xmlns:w16cex="http://schemas.microsoft.com/office/word/2018/wordml/cex" xmlns:w16cid="http://schemas.microsoft.com/office/word/2016/wordml/cid" xmlns:w16="http://schemas.microsoft.com/office/word/2018/wordml" xmlns:w16du="http://schemas.microsoft.com/office/word/2023/wordml/word16du" xmlns:w16sdtdh="http://schemas.microsoft.com/office/word/2020/wordml/sdtdatahash" xmlns:w16sdtfl="http://schemas.microsoft.com/office/word/2024/wordml/sdtformatlock" xmlns:w16se="http://schemas.microsoft.com/office/word/2015/wordml/symex" xmlns:wpg="http://schemas.microsoft.com/office/word/2010/wordprocessingGroup" xmlns:wpi="http://schemas.microsoft.com/office/word/2010/wordprocessingInk" xmlns:wne="http://schemas.microsoft.com/office/word/2006/wordml" xmlns:wps="http://schemas.microsoft.com/office/word/2010/wordprocessingShape" mc:Ignorable="w14 w15 w16se w16cid w16 w16cex w16sdtdh w16sdtfl w16du wp14">
+<w:endnotes xmlns:wpc="http://schemas.microsoft.com/office/word/2010/wordprocessingCanvas" xmlns:cx="http://schemas.microsoft.com/office/drawing/2014/chartex" xmlns:cx1="http://schemas.microsoft.com/office/drawing/2015/9/8/chartex" xmlns:cx2="http://schemas.microsoft.com/office/drawing/2015/10/21/chartex" xmlns:cx3="http://schemas.microsoft.com/office/drawing/2016/5/9/chartex" xmlns:cx4="http://schemas.microsoft.com/office/drawing/2016/5/10/chartex" xmlns:cx5="http://schemas.microsoft.com/office/drawing/2016/5/11/chartex" xmlns:cx6="http://schemas.microsoft.com/office/drawing/2016/5/12/chartex" xmlns:cx7="http://schemas.microsoft.com/office/drawing/2016/5/13/chartex" xmlns:cx8="http://schemas.microsoft.com/office/drawing/2016/5/14/chartex" xmlns:mc="http://schemas.openxmlformats.org/markup-compatibility/2006" xmlns:aink="http://schemas.microsoft.com/office/drawing/2016/ink" xmlns:am3d="http://schemas.microsoft.com/office/drawing/2017/model3d" xmlns:o="urn:schemas-microsoft-com:office:office" xmlns:oel="http://schemas.microsoft.com/office/2019/extlst" xmlns:r="http://schemas.openxmlformats.org/officeDocument/2006/relationships" xmlns:m="http://schemas.openxmlformats.org/officeDocument/2006/math" xmlns:v="urn:schemas-microsoft-com:vml" xmlns:wp14="http://schemas.microsoft.com/office/word/2010/wordprocessingDrawing" xmlns:wp="http://schemas.openxmlformats.org/drawingml/2006/wordprocessingDrawing" xmlns:w10="urn:schemas-microsoft-com:office:word" xmlns:w="http://schemas.openxmlformats.org/wordprocessingml/2006/main" xmlns:w14="http://schemas.microsoft.com/office/word/2010/wordml" xmlns:w15="http://schemas.microsoft.com/office/word/2012/wordml" xmlns:w16cex="http://schemas.microsoft.com/office/word/2018/wordml/cex" xmlns:w16cid="http://schemas.microsoft.com/office/word/2016/wordml/cid" xmlns:w16="http://schemas.microsoft.com/office/word/2018/wordml" xmlns:w16du="http://schemas.microsoft.com/office/word/2023/wordml/word16du" xmlns:w16sdtdh="http://schemas.microsoft.com/office/word/2020/wordml/sdtdatahash" xmlns:w16se="http://schemas.microsoft.com/office/word/2015/wordml/symex" xmlns:wpg="http://schemas.microsoft.com/office/word/2010/wordprocessingGroup" xmlns:wpi="http://schemas.microsoft.com/office/word/2010/wordprocessingInk" xmlns:wne="http://schemas.microsoft.com/office/word/2006/wordml" xmlns:wps="http://schemas.microsoft.com/office/word/2010/wordprocessingShape" mc:Ignorable="w14 w15 w16se w16cid w16 w16cex w16sdtdh w16du wp14">
   <w:endnote w:type="separator" w:id="-1">
     <w:p>
       <w:pPr>
@@ -3329,7 +3329,7 @@
 </file>
 
 <file path=word/footer1.xml><?xml version="1.0" encoding="utf-8"?>
-<w:ftr xmlns:wpc="http://schemas.microsoft.com/office/word/2010/wordprocessingCanvas" xmlns:cx="http://schemas.microsoft.com/office/drawing/2014/chartex" xmlns:cx1="http://schemas.microsoft.com/office/drawing/2015/9/8/chartex" xmlns:cx2="http://schemas.microsoft.com/office/drawing/2015/10/21/chartex" xmlns:cx3="http://schemas.microsoft.com/office/drawing/2016/5/9/chartex" xmlns:cx4="http://schemas.microsoft.com/office/drawing/2016/5/10/chartex" xmlns:cx5="http://schemas.microsoft.com/office/drawing/2016/5/11/chartex" xmlns:cx6="http://schemas.microsoft.com/office/drawing/2016/5/12/chartex" xmlns:cx7="http://schemas.microsoft.com/office/drawing/2016/5/13/chartex" xmlns:cx8="http://schemas.microsoft.com/office/drawing/2016/5/14/chartex" xmlns:mc="http://schemas.openxmlformats.org/markup-compatibility/2006" xmlns:aink="http://schemas.microsoft.com/office/drawing/2016/ink" xmlns:am3d="http://schemas.microsoft.com/office/drawing/2017/model3d" xmlns:o="urn:schemas-microsoft-com:office:office" xmlns:oel="http://schemas.microsoft.com/office/2019/extlst" xmlns:r="http://schemas.openxmlformats.org/officeDocument/2006/relationships" xmlns:m="http://schemas.openxmlformats.org/officeDocument/2006/math" xmlns:v="urn:schemas-microsoft-com:vml" xmlns:wp14="http://schemas.microsoft.com/office/word/2010/wordprocessingDrawing" xmlns:wp="http://schemas.openxmlformats.org/drawingml/2006/wordprocessingDrawing" xmlns:w10="urn:schemas-microsoft-com:office:word" xmlns:w="http://schemas.openxmlformats.org/wordprocessingml/2006/main" xmlns:w14="http://schemas.microsoft.com/office/word/2010/wordml" xmlns:w15="http://schemas.microsoft.com/office/word/2012/wordml" xmlns:w16cex="http://schemas.microsoft.com/office/word/2018/wordml/cex" xmlns:w16cid="http://schemas.microsoft.com/office/word/2016/wordml/cid" xmlns:w16="http://schemas.microsoft.com/office/word/2018/wordml" xmlns:w16du="http://schemas.microsoft.com/office/word/2023/wordml/word16du" xmlns:w16sdtdh="http://schemas.microsoft.com/office/word/2020/wordml/sdtdatahash" xmlns:w16sdtfl="http://schemas.microsoft.com/office/word/2024/wordml/sdtformatlock" xmlns:w16se="http://schemas.microsoft.com/office/word/2015/wordml/symex" xmlns:wpg="http://schemas.microsoft.com/office/word/2010/wordprocessingGroup" xmlns:wpi="http://schemas.microsoft.com/office/word/2010/wordprocessingInk" xmlns:wne="http://schemas.microsoft.com/office/word/2006/wordml" xmlns:wps="http://schemas.microsoft.com/office/word/2010/wordprocessingShape" mc:Ignorable="w14 w15 w16se w16cid w16 w16cex w16sdtdh w16sdtfl w16du wp14">
+<w:ftr xmlns:wpc="http://schemas.microsoft.com/office/word/2010/wordprocessingCanvas" xmlns:cx="http://schemas.microsoft.com/office/drawing/2014/chartex" xmlns:cx1="http://schemas.microsoft.com/office/drawing/2015/9/8/chartex" xmlns:cx2="http://schemas.microsoft.com/office/drawing/2015/10/21/chartex" xmlns:cx3="http://schemas.microsoft.com/office/drawing/2016/5/9/chartex" xmlns:cx4="http://schemas.microsoft.com/office/drawing/2016/5/10/chartex" xmlns:cx5="http://schemas.microsoft.com/office/drawing/2016/5/11/chartex" xmlns:cx6="http://schemas.microsoft.com/office/drawing/2016/5/12/chartex" xmlns:cx7="http://schemas.microsoft.com/office/drawing/2016/5/13/chartex" xmlns:cx8="http://schemas.microsoft.com/office/drawing/2016/5/14/chartex" xmlns:mc="http://schemas.openxmlformats.org/markup-compatibility/2006" xmlns:aink="http://schemas.microsoft.com/office/drawing/2016/ink" xmlns:am3d="http://schemas.microsoft.com/office/drawing/2017/model3d" xmlns:o="urn:schemas-microsoft-com:office:office" xmlns:oel="http://schemas.microsoft.com/office/2019/extlst" xmlns:r="http://schemas.openxmlformats.org/officeDocument/2006/relationships" xmlns:m="http://schemas.openxmlformats.org/officeDocument/2006/math" xmlns:v="urn:schemas-microsoft-com:vml" xmlns:wp14="http://schemas.microsoft.com/office/word/2010/wordprocessingDrawing" xmlns:wp="http://schemas.openxmlformats.org/drawingml/2006/wordprocessingDrawing" xmlns:w10="urn:schemas-microsoft-com:office:word" xmlns:w="http://schemas.openxmlformats.org/wordprocessingml/2006/main" xmlns:w14="http://schemas.microsoft.com/office/word/2010/wordml" xmlns:w15="http://schemas.microsoft.com/office/word/2012/wordml" xmlns:w16cex="http://schemas.microsoft.com/office/word/2018/wordml/cex" xmlns:w16cid="http://schemas.microsoft.com/office/word/2016/wordml/cid" xmlns:w16="http://schemas.microsoft.com/office/word/2018/wordml" xmlns:w16du="http://schemas.microsoft.com/office/word/2023/wordml/word16du" xmlns:w16sdtdh="http://schemas.microsoft.com/office/word/2020/wordml/sdtdatahash" xmlns:w16se="http://schemas.microsoft.com/office/word/2015/wordml/symex" xmlns:wpg="http://schemas.microsoft.com/office/word/2010/wordprocessingGroup" xmlns:wpi="http://schemas.microsoft.com/office/word/2010/wordprocessingInk" xmlns:wne="http://schemas.microsoft.com/office/word/2006/wordml" xmlns:wps="http://schemas.microsoft.com/office/word/2010/wordprocessingShape" mc:Ignorable="w14 w15 w16se w16cid w16 w16cex w16sdtdh w16du wp14">
   <w:sdt>
     <w:sdtPr>
       <w:id w:val="1631281305"/>
@@ -3436,7 +3436,7 @@
 </file>
 
 <file path=word/footnotes.xml><?xml version="1.0" encoding="utf-8"?>
-<w:footnotes xmlns:wpc="http://schemas.microsoft.com/office/word/2010/wordprocessingCanvas" xmlns:cx="http://schemas.microsoft.com/office/drawing/2014/chartex" xmlns:cx1="http://schemas.microsoft.com/office/drawing/2015/9/8/chartex" xmlns:cx2="http://schemas.microsoft.com/office/drawing/2015/10/21/chartex" xmlns:cx3="http://schemas.microsoft.com/office/drawing/2016/5/9/chartex" xmlns:cx4="http://schemas.microsoft.com/office/drawing/2016/5/10/chartex" xmlns:cx5="http://schemas.microsoft.com/office/drawing/2016/5/11/chartex" xmlns:cx6="http://schemas.microsoft.com/office/drawing/2016/5/12/chartex" xmlns:cx7="http://schemas.microsoft.com/office/drawing/2016/5/13/chartex" xmlns:cx8="http://schemas.microsoft.com/office/drawing/2016/5/14/chartex" xmlns:mc="http://schemas.openxmlformats.org/markup-compatibility/2006" xmlns:aink="http://schemas.microsoft.com/office/drawing/2016/ink" xmlns:am3d="http://schemas.microsoft.com/office/drawing/2017/model3d" xmlns:o="urn:schemas-microsoft-com:office:office" xmlns:oel="http://schemas.microsoft.com/office/2019/extlst" xmlns:r="http://schemas.openxmlformats.org/officeDocument/2006/relationships" xmlns:m="http://schemas.openxmlformats.org/officeDocument/2006/math" xmlns:v="urn:schemas-microsoft-com:vml" xmlns:wp14="http://schemas.microsoft.com/office/word/2010/wordprocessingDrawing" xmlns:wp="http://schemas.openxmlformats.org/drawingml/2006/wordprocessingDrawing" xmlns:w10="urn:schemas-microsoft-com:office:word" xmlns:w="http://schemas.openxmlformats.org/wordprocessingml/2006/main" xmlns:w14="http://schemas.microsoft.com/office/word/2010/wordml" xmlns:w15="http://schemas.microsoft.com/office/word/2012/wordml" xmlns:w16cex="http://schemas.microsoft.com/office/word/2018/wordml/cex" xmlns:w16cid="http://schemas.microsoft.com/office/word/2016/wordml/cid" xmlns:w16="http://schemas.microsoft.com/office/word/2018/wordml" xmlns:w16du="http://schemas.microsoft.com/office/word/2023/wordml/word16du" xmlns:w16sdtdh="http://schemas.microsoft.com/office/word/2020/wordml/sdtdatahash" xmlns:w16sdtfl="http://schemas.microsoft.com/office/word/2024/wordml/sdtformatlock" xmlns:w16se="http://schemas.microsoft.com/office/word/2015/wordml/symex" xmlns:wpg="http://schemas.microsoft.com/office/word/2010/wordprocessingGroup" xmlns:wpi="http://schemas.microsoft.com/office/word/2010/wordprocessingInk" xmlns:wne="http://schemas.microsoft.com/office/word/2006/wordml" xmlns:wps="http://schemas.microsoft.com/office/word/2010/wordprocessingShape" mc:Ignorable="w14 w15 w16se w16cid w16 w16cex w16sdtdh w16sdtfl w16du wp14">
+<w:footnotes xmlns:wpc="http://schemas.microsoft.com/office/word/2010/wordprocessingCanvas" xmlns:cx="http://schemas.microsoft.com/office/drawing/2014/chartex" xmlns:cx1="http://schemas.microsoft.com/office/drawing/2015/9/8/chartex" xmlns:cx2="http://schemas.microsoft.com/office/drawing/2015/10/21/chartex" xmlns:cx3="http://schemas.microsoft.com/office/drawing/2016/5/9/chartex" xmlns:cx4="http://schemas.microsoft.com/office/drawing/2016/5/10/chartex" xmlns:cx5="http://schemas.microsoft.com/office/drawing/2016/5/11/chartex" xmlns:cx6="http://schemas.microsoft.com/office/drawing/2016/5/12/chartex" xmlns:cx7="http://schemas.microsoft.com/office/drawing/2016/5/13/chartex" xmlns:cx8="http://schemas.microsoft.com/office/drawing/2016/5/14/chartex" xmlns:mc="http://schemas.openxmlformats.org/markup-compatibility/2006" xmlns:aink="http://schemas.microsoft.com/office/drawing/2016/ink" xmlns:am3d="http://schemas.microsoft.com/office/drawing/2017/model3d" xmlns:o="urn:schemas-microsoft-com:office:office" xmlns:oel="http://schemas.microsoft.com/office/2019/extlst" xmlns:r="http://schemas.openxmlformats.org/officeDocument/2006/relationships" xmlns:m="http://schemas.openxmlformats.org/officeDocument/2006/math" xmlns:v="urn:schemas-microsoft-com:vml" xmlns:wp14="http://schemas.microsoft.com/office/word/2010/wordprocessingDrawing" xmlns:wp="http://schemas.openxmlformats.org/drawingml/2006/wordprocessingDrawing" xmlns:w10="urn:schemas-microsoft-com:office:word" xmlns:w="http://schemas.openxmlformats.org/wordprocessingml/2006/main" xmlns:w14="http://schemas.microsoft.com/office/word/2010/wordml" xmlns:w15="http://schemas.microsoft.com/office/word/2012/wordml" xmlns:w16cex="http://schemas.microsoft.com/office/word/2018/wordml/cex" xmlns:w16cid="http://schemas.microsoft.com/office/word/2016/wordml/cid" xmlns:w16="http://schemas.microsoft.com/office/word/2018/wordml" xmlns:w16du="http://schemas.microsoft.com/office/word/2023/wordml/word16du" xmlns:w16sdtdh="http://schemas.microsoft.com/office/word/2020/wordml/sdtdatahash" xmlns:w16se="http://schemas.microsoft.com/office/word/2015/wordml/symex" xmlns:wpg="http://schemas.microsoft.com/office/word/2010/wordprocessingGroup" xmlns:wpi="http://schemas.microsoft.com/office/word/2010/wordprocessingInk" xmlns:wne="http://schemas.microsoft.com/office/word/2006/wordml" xmlns:wps="http://schemas.microsoft.com/office/word/2010/wordprocessingShape" mc:Ignorable="w14 w15 w16se w16cid w16 w16cex w16sdtdh w16du wp14">
   <w:footnote w:type="separator" w:id="-1">
     <w:p>
       <w:pPr>
@@ -3461,7 +3461,7 @@
 </file>
 
 <file path=word/header1.xml><?xml version="1.0" encoding="utf-8"?>
-<w:hdr xmlns:wpc="http://schemas.microsoft.com/office/word/2010/wordprocessingCanvas" xmlns:cx="http://schemas.microsoft.com/office/drawing/2014/chartex" xmlns:cx1="http://schemas.microsoft.com/office/drawing/2015/9/8/chartex" xmlns:cx2="http://schemas.microsoft.com/office/drawing/2015/10/21/chartex" xmlns:cx3="http://schemas.microsoft.com/office/drawing/2016/5/9/chartex" xmlns:cx4="http://schemas.microsoft.com/office/drawing/2016/5/10/chartex" xmlns:cx5="http://schemas.microsoft.com/office/drawing/2016/5/11/chartex" xmlns:cx6="http://schemas.microsoft.com/office/drawing/2016/5/12/chartex" xmlns:cx7="http://schemas.microsoft.com/office/drawing/2016/5/13/chartex" xmlns:cx8="http://schemas.microsoft.com/office/drawing/2016/5/14/chartex" xmlns:mc="http://schemas.openxmlformats.org/markup-compatibility/2006" xmlns:aink="http://schemas.microsoft.com/office/drawing/2016/ink" xmlns:am3d="http://schemas.microsoft.com/office/drawing/2017/model3d" xmlns:o="urn:schemas-microsoft-com:office:office" xmlns:oel="http://schemas.microsoft.com/office/2019/extlst" xmlns:r="http://schemas.openxmlformats.org/officeDocument/2006/relationships" xmlns:m="http://schemas.openxmlformats.org/officeDocument/2006/math" xmlns:v="urn:schemas-microsoft-com:vml" xmlns:wp14="http://schemas.microsoft.com/office/word/2010/wordprocessingDrawing" xmlns:wp="http://schemas.openxmlformats.org/drawingml/2006/wordprocessingDrawing" xmlns:w10="urn:schemas-microsoft-com:office:word" xmlns:w="http://schemas.openxmlformats.org/wordprocessingml/2006/main" xmlns:w14="http://schemas.microsoft.com/office/word/2010/wordml" xmlns:w15="http://schemas.microsoft.com/office/word/2012/wordml" xmlns:w16cex="http://schemas.microsoft.com/office/word/2018/wordml/cex" xmlns:w16cid="http://schemas.microsoft.com/office/word/2016/wordml/cid" xmlns:w16="http://schemas.microsoft.com/office/word/2018/wordml" xmlns:w16du="http://schemas.microsoft.com/office/word/2023/wordml/word16du" xmlns:w16sdtdh="http://schemas.microsoft.com/office/word/2020/wordml/sdtdatahash" xmlns:w16sdtfl="http://schemas.microsoft.com/office/word/2024/wordml/sdtformatlock" xmlns:w16se="http://schemas.microsoft.com/office/word/2015/wordml/symex" xmlns:wpg="http://schemas.microsoft.com/office/word/2010/wordprocessingGroup" xmlns:wpi="http://schemas.microsoft.com/office/word/2010/wordprocessingInk" xmlns:wne="http://schemas.microsoft.com/office/word/2006/wordml" xmlns:wps="http://schemas.microsoft.com/office/word/2010/wordprocessingShape" mc:Ignorable="w14 w15 w16se w16cid w16 w16cex w16sdtdh w16sdtfl w16du wp14">
+<w:hdr xmlns:wpc="http://schemas.microsoft.com/office/word/2010/wordprocessingCanvas" xmlns:cx="http://schemas.microsoft.com/office/drawing/2014/chartex" xmlns:cx1="http://schemas.microsoft.com/office/drawing/2015/9/8/chartex" xmlns:cx2="http://schemas.microsoft.com/office/drawing/2015/10/21/chartex" xmlns:cx3="http://schemas.microsoft.com/office/drawing/2016/5/9/chartex" xmlns:cx4="http://schemas.microsoft.com/office/drawing/2016/5/10/chartex" xmlns:cx5="http://schemas.microsoft.com/office/drawing/2016/5/11/chartex" xmlns:cx6="http://schemas.microsoft.com/office/drawing/2016/5/12/chartex" xmlns:cx7="http://schemas.microsoft.com/office/drawing/2016/5/13/chartex" xmlns:cx8="http://schemas.microsoft.com/office/drawing/2016/5/14/chartex" xmlns:mc="http://schemas.openxmlformats.org/markup-compatibility/2006" xmlns:aink="http://schemas.microsoft.com/office/drawing/2016/ink" xmlns:am3d="http://schemas.microsoft.com/office/drawing/2017/model3d" xmlns:o="urn:schemas-microsoft-com:office:office" xmlns:oel="http://schemas.microsoft.com/office/2019/extlst" xmlns:r="http://schemas.openxmlformats.org/officeDocument/2006/relationships" xmlns:m="http://schemas.openxmlformats.org/officeDocument/2006/math" xmlns:v="urn:schemas-microsoft-com:vml" xmlns:wp14="http://schemas.microsoft.com/office/word/2010/wordprocessingDrawing" xmlns:wp="http://schemas.openxmlformats.org/drawingml/2006/wordprocessingDrawing" xmlns:w10="urn:schemas-microsoft-com:office:word" xmlns:w="http://schemas.openxmlformats.org/wordprocessingml/2006/main" xmlns:w14="http://schemas.microsoft.com/office/word/2010/wordml" xmlns:w15="http://schemas.microsoft.com/office/word/2012/wordml" xmlns:w16cex="http://schemas.microsoft.com/office/word/2018/wordml/cex" xmlns:w16cid="http://schemas.microsoft.com/office/word/2016/wordml/cid" xmlns:w16="http://schemas.microsoft.com/office/word/2018/wordml" xmlns:w16du="http://schemas.microsoft.com/office/word/2023/wordml/word16du" xmlns:w16sdtdh="http://schemas.microsoft.com/office/word/2020/wordml/sdtdatahash" xmlns:w16se="http://schemas.microsoft.com/office/word/2015/wordml/symex" xmlns:wpg="http://schemas.microsoft.com/office/word/2010/wordprocessingGroup" xmlns:wpi="http://schemas.microsoft.com/office/word/2010/wordprocessingInk" xmlns:wne="http://schemas.microsoft.com/office/word/2006/wordml" xmlns:wps="http://schemas.microsoft.com/office/word/2010/wordprocessingShape" mc:Ignorable="w14 w15 w16se w16cid w16 w16cex w16sdtdh w16du wp14">
   <w:tbl>
     <w:tblPr>
       <w:tblW w:w="9360" w:type="dxa"/>
@@ -3585,8 +3585,36 @@
               <w:sz w:val="24"/>
               <w:szCs w:val="24"/>
             </w:rPr>
-            <w:t>INSTRUCTOR: Maleknaz Nayebi</w:t>
+            <w:t xml:space="preserve">INSTRUCTOR: </w:t>
           </w:r>
+          <w:proofErr w:type="spellStart"/>
+          <w:r>
+            <w:rPr>
+              <w:rFonts w:asciiTheme="minorBidi" w:hAnsiTheme="minorBidi"/>
+              <w:sz w:val="24"/>
+              <w:szCs w:val="24"/>
+            </w:rPr>
+            <w:t>Maleknaz</w:t>
+          </w:r>
+          <w:proofErr w:type="spellEnd"/>
+          <w:r>
+            <w:rPr>
+              <w:rFonts w:asciiTheme="minorBidi" w:hAnsiTheme="minorBidi"/>
+              <w:sz w:val="24"/>
+              <w:szCs w:val="24"/>
+            </w:rPr>
+            <w:t xml:space="preserve"> </w:t>
+          </w:r>
+          <w:proofErr w:type="spellStart"/>
+          <w:r>
+            <w:rPr>
+              <w:rFonts w:asciiTheme="minorBidi" w:hAnsiTheme="minorBidi"/>
+              <w:sz w:val="24"/>
+              <w:szCs w:val="24"/>
+            </w:rPr>
+            <w:t>Nayebi</w:t>
+          </w:r>
+          <w:proofErr w:type="spellEnd"/>
         </w:p>
         <w:p>
           <w:pPr>
@@ -3666,7 +3694,7 @@
 </file>
 
 <file path=word/numbering.xml><?xml version="1.0" encoding="utf-8"?>
-<w:numbering xmlns:wpc="http://schemas.microsoft.com/office/word/2010/wordprocessingCanvas" xmlns:cx="http://schemas.microsoft.com/office/drawing/2014/chartex" xmlns:cx1="http://schemas.microsoft.com/office/drawing/2015/9/8/chartex" xmlns:cx2="http://schemas.microsoft.com/office/drawing/2015/10/21/chartex" xmlns:cx3="http://schemas.microsoft.com/office/drawing/2016/5/9/chartex" xmlns:cx4="http://schemas.microsoft.com/office/drawing/2016/5/10/chartex" xmlns:cx5="http://schemas.microsoft.com/office/drawing/2016/5/11/chartex" xmlns:cx6="http://schemas.microsoft.com/office/drawing/2016/5/12/chartex" xmlns:cx7="http://schemas.microsoft.com/office/drawing/2016/5/13/chartex" xmlns:cx8="http://schemas.microsoft.com/office/drawing/2016/5/14/chartex" xmlns:mc="http://schemas.openxmlformats.org/markup-compatibility/2006" xmlns:aink="http://schemas.microsoft.com/office/drawing/2016/ink" xmlns:am3d="http://schemas.microsoft.com/office/drawing/2017/model3d" xmlns:o="urn:schemas-microsoft-com:office:office" xmlns:oel="http://schemas.microsoft.com/office/2019/extlst" xmlns:r="http://schemas.openxmlformats.org/officeDocument/2006/relationships" xmlns:m="http://schemas.openxmlformats.org/officeDocument/2006/math" xmlns:v="urn:schemas-microsoft-com:vml" xmlns:wp14="http://schemas.microsoft.com/office/word/2010/wordprocessingDrawing" xmlns:wp="http://schemas.openxmlformats.org/drawingml/2006/wordprocessingDrawing" xmlns:w10="urn:schemas-microsoft-com:office:word" xmlns:w="http://schemas.openxmlformats.org/wordprocessingml/2006/main" xmlns:w14="http://schemas.microsoft.com/office/word/2010/wordml" xmlns:w15="http://schemas.microsoft.com/office/word/2012/wordml" xmlns:w16cex="http://schemas.microsoft.com/office/word/2018/wordml/cex" xmlns:w16cid="http://schemas.microsoft.com/office/word/2016/wordml/cid" xmlns:w16="http://schemas.microsoft.com/office/word/2018/wordml" xmlns:w16du="http://schemas.microsoft.com/office/word/2023/wordml/word16du" xmlns:w16sdtdh="http://schemas.microsoft.com/office/word/2020/wordml/sdtdatahash" xmlns:w16sdtfl="http://schemas.microsoft.com/office/word/2024/wordml/sdtformatlock" xmlns:w16se="http://schemas.microsoft.com/office/word/2015/wordml/symex" xmlns:wpg="http://schemas.microsoft.com/office/word/2010/wordprocessingGroup" xmlns:wpi="http://schemas.microsoft.com/office/word/2010/wordprocessingInk" xmlns:wne="http://schemas.microsoft.com/office/word/2006/wordml" xmlns:wps="http://schemas.microsoft.com/office/word/2010/wordprocessingShape" mc:Ignorable="w14 w15 w16se w16cid w16 w16cex w16sdtdh w16sdtfl w16du wp14">
+<w:numbering xmlns:wpc="http://schemas.microsoft.com/office/word/2010/wordprocessingCanvas" xmlns:cx="http://schemas.microsoft.com/office/drawing/2014/chartex" xmlns:cx1="http://schemas.microsoft.com/office/drawing/2015/9/8/chartex" xmlns:cx2="http://schemas.microsoft.com/office/drawing/2015/10/21/chartex" xmlns:cx3="http://schemas.microsoft.com/office/drawing/2016/5/9/chartex" xmlns:cx4="http://schemas.microsoft.com/office/drawing/2016/5/10/chartex" xmlns:cx5="http://schemas.microsoft.com/office/drawing/2016/5/11/chartex" xmlns:cx6="http://schemas.microsoft.com/office/drawing/2016/5/12/chartex" xmlns:cx7="http://schemas.microsoft.com/office/drawing/2016/5/13/chartex" xmlns:cx8="http://schemas.microsoft.com/office/drawing/2016/5/14/chartex" xmlns:mc="http://schemas.openxmlformats.org/markup-compatibility/2006" xmlns:aink="http://schemas.microsoft.com/office/drawing/2016/ink" xmlns:am3d="http://schemas.microsoft.com/office/drawing/2017/model3d" xmlns:o="urn:schemas-microsoft-com:office:office" xmlns:oel="http://schemas.microsoft.com/office/2019/extlst" xmlns:r="http://schemas.openxmlformats.org/officeDocument/2006/relationships" xmlns:m="http://schemas.openxmlformats.org/officeDocument/2006/math" xmlns:v="urn:schemas-microsoft-com:vml" xmlns:wp14="http://schemas.microsoft.com/office/word/2010/wordprocessingDrawing" xmlns:wp="http://schemas.openxmlformats.org/drawingml/2006/wordprocessingDrawing" xmlns:w10="urn:schemas-microsoft-com:office:word" xmlns:w="http://schemas.openxmlformats.org/wordprocessingml/2006/main" xmlns:w14="http://schemas.microsoft.com/office/word/2010/wordml" xmlns:w15="http://schemas.microsoft.com/office/word/2012/wordml" xmlns:w16cex="http://schemas.microsoft.com/office/word/2018/wordml/cex" xmlns:w16cid="http://schemas.microsoft.com/office/word/2016/wordml/cid" xmlns:w16="http://schemas.microsoft.com/office/word/2018/wordml" xmlns:w16du="http://schemas.microsoft.com/office/word/2023/wordml/word16du" xmlns:w16sdtdh="http://schemas.microsoft.com/office/word/2020/wordml/sdtdatahash" xmlns:w16se="http://schemas.microsoft.com/office/word/2015/wordml/symex" xmlns:wpg="http://schemas.microsoft.com/office/word/2010/wordprocessingGroup" xmlns:wpi="http://schemas.microsoft.com/office/word/2010/wordprocessingInk" xmlns:wne="http://schemas.microsoft.com/office/word/2006/wordml" xmlns:wps="http://schemas.microsoft.com/office/word/2010/wordprocessingShape" mc:Ignorable="w14 w15 w16se w16cid w16 w16cex w16sdtdh w16du wp14">
   <w:abstractNum w:abstractNumId="0" w15:restartNumberingAfterBreak="0">
     <w:nsid w:val="00167F07"/>
     <w:multiLevelType w:val="multilevel"/>
@@ -11937,7 +11965,7 @@
 </file>
 
 <file path=word/styles.xml><?xml version="1.0" encoding="utf-8"?>
-<w:styles xmlns:mc="http://schemas.openxmlformats.org/markup-compatibility/2006" xmlns:r="http://schemas.openxmlformats.org/officeDocument/2006/relationships" xmlns:w="http://schemas.openxmlformats.org/wordprocessingml/2006/main" xmlns:w14="http://schemas.microsoft.com/office/word/2010/wordml" xmlns:w15="http://schemas.microsoft.com/office/word/2012/wordml" xmlns:w16cex="http://schemas.microsoft.com/office/word/2018/wordml/cex" xmlns:w16cid="http://schemas.microsoft.com/office/word/2016/wordml/cid" xmlns:w16="http://schemas.microsoft.com/office/word/2018/wordml" xmlns:w16du="http://schemas.microsoft.com/office/word/2023/wordml/word16du" xmlns:w16sdtdh="http://schemas.microsoft.com/office/word/2020/wordml/sdtdatahash" xmlns:w16sdtfl="http://schemas.microsoft.com/office/word/2024/wordml/sdtformatlock" xmlns:w16se="http://schemas.microsoft.com/office/word/2015/wordml/symex" mc:Ignorable="w14 w15 w16se w16cid w16 w16cex w16sdtdh w16sdtfl w16du">
+<w:styles xmlns:mc="http://schemas.openxmlformats.org/markup-compatibility/2006" xmlns:r="http://schemas.openxmlformats.org/officeDocument/2006/relationships" xmlns:w="http://schemas.openxmlformats.org/wordprocessingml/2006/main" xmlns:w14="http://schemas.microsoft.com/office/word/2010/wordml" xmlns:w15="http://schemas.microsoft.com/office/word/2012/wordml" xmlns:w16cex="http://schemas.microsoft.com/office/word/2018/wordml/cex" xmlns:w16cid="http://schemas.microsoft.com/office/word/2016/wordml/cid" xmlns:w16="http://schemas.microsoft.com/office/word/2018/wordml" xmlns:w16du="http://schemas.microsoft.com/office/word/2023/wordml/word16du" xmlns:w16sdtdh="http://schemas.microsoft.com/office/word/2020/wordml/sdtdatahash" xmlns:w16se="http://schemas.microsoft.com/office/word/2015/wordml/symex" mc:Ignorable="w14 w15 w16se w16cid w16 w16cex w16sdtdh w16du">
   <w:docDefaults>
     <w:rPrDefault>
       <w:rPr>
@@ -12405,6 +12433,7 @@
   <w:style w:type="character" w:default="1" w:styleId="DefaultParagraphFont">
     <w:name w:val="Default Paragraph Font"/>
     <w:uiPriority w:val="1"/>
+    <w:semiHidden/>
     <w:unhideWhenUsed/>
   </w:style>
   <w:style w:type="table" w:default="1" w:styleId="TableNormal">
